--- a/Lab_1/ІМ-52 Соколович Марко Лаба1.docx
+++ b/Lab_1/ІМ-52 Соколович Марко Лаба1.docx
@@ -142,7 +142,7 @@
           <w:szCs w:val="28"/>
           <w:rtl w:val="0"/>
         </w:rPr>
-        <w:t xml:space="preserve">Лабораторна робота №2</w:t>
+        <w:t xml:space="preserve">Лабораторна робота №1</w:t>
       </w:r>
     </w:p>
     <w:p>
@@ -379,7 +379,7 @@
         <w:tab/>
         <w:tab/>
         <w:tab/>
-        <w:t xml:space="preserve">Порєв В.М. </w:t>
+        <w:t xml:space="preserve">Рекечинський Д.О.</w:t>
         <w:br w:type="textWrapping"/>
         <w:t xml:space="preserve">Соколович Марко Юрійович</w:t>
         <w:br w:type="textWrapping"/>
@@ -15622,12 +15622,12 @@
           <wp:inline distB="114300" distT="114300" distL="114300" distR="114300">
             <wp:extent cx="5731200" cy="2692400"/>
             <wp:effectExtent b="0" l="0" r="0" t="0"/>
-            <wp:docPr id="3" name="image1.png"/>
+            <wp:docPr id="3" name="image6.png"/>
             <a:graphic>
               <a:graphicData uri="http://schemas.openxmlformats.org/drawingml/2006/picture">
                 <pic:pic>
                   <pic:nvPicPr>
-                    <pic:cNvPr id="0" name="image1.png"/>
+                    <pic:cNvPr id="0" name="image6.png"/>
                     <pic:cNvPicPr preferRelativeResize="0"/>
                   </pic:nvPicPr>
                   <pic:blipFill>
@@ -15678,12 +15678,12 @@
           <wp:inline distB="114300" distT="114300" distL="114300" distR="114300">
             <wp:extent cx="5731200" cy="2705100"/>
             <wp:effectExtent b="0" l="0" r="0" t="0"/>
-            <wp:docPr id="6" name="image5.png"/>
+            <wp:docPr id="6" name="image2.png"/>
             <a:graphic>
               <a:graphicData uri="http://schemas.openxmlformats.org/drawingml/2006/picture">
                 <pic:pic>
                   <pic:nvPicPr>
-                    <pic:cNvPr id="0" name="image5.png"/>
+                    <pic:cNvPr id="0" name="image2.png"/>
                     <pic:cNvPicPr preferRelativeResize="0"/>
                   </pic:nvPicPr>
                   <pic:blipFill>
@@ -15734,12 +15734,12 @@
           <wp:inline distB="114300" distT="114300" distL="114300" distR="114300">
             <wp:extent cx="5731200" cy="2679700"/>
             <wp:effectExtent b="0" l="0" r="0" t="0"/>
-            <wp:docPr id="4" name="image6.png"/>
+            <wp:docPr id="4" name="image1.png"/>
             <a:graphic>
               <a:graphicData uri="http://schemas.openxmlformats.org/drawingml/2006/picture">
                 <pic:pic>
                   <pic:nvPicPr>
-                    <pic:cNvPr id="0" name="image6.png"/>
+                    <pic:cNvPr id="0" name="image1.png"/>
                     <pic:cNvPicPr preferRelativeResize="0"/>
                   </pic:nvPicPr>
                   <pic:blipFill>
@@ -15790,12 +15790,12 @@
           <wp:inline distB="114300" distT="114300" distL="114300" distR="114300">
             <wp:extent cx="5731200" cy="2654300"/>
             <wp:effectExtent b="0" l="0" r="0" t="0"/>
-            <wp:docPr id="5" name="image4.png"/>
+            <wp:docPr id="5" name="image5.png"/>
             <a:graphic>
               <a:graphicData uri="http://schemas.openxmlformats.org/drawingml/2006/picture">
                 <pic:pic>
                   <pic:nvPicPr>
-                    <pic:cNvPr id="0" name="image4.png"/>
+                    <pic:cNvPr id="0" name="image5.png"/>
                     <pic:cNvPicPr preferRelativeResize="0"/>
                   </pic:nvPicPr>
                   <pic:blipFill>
@@ -15902,12 +15902,12 @@
           <wp:inline distB="114300" distT="114300" distL="114300" distR="114300">
             <wp:extent cx="5731200" cy="2819400"/>
             <wp:effectExtent b="0" l="0" r="0" t="0"/>
-            <wp:docPr id="2" name="image2.png"/>
+            <wp:docPr id="2" name="image4.png"/>
             <a:graphic>
               <a:graphicData uri="http://schemas.openxmlformats.org/drawingml/2006/picture">
                 <pic:pic>
                   <pic:nvPicPr>
-                    <pic:cNvPr id="0" name="image2.png"/>
+                    <pic:cNvPr id="0" name="image4.png"/>
                     <pic:cNvPicPr preferRelativeResize="0"/>
                   </pic:nvPicPr>
                   <pic:blipFill>
